--- a/tillsyn/A 60847-2024 tillsynsbegäran.docx
+++ b/tillsyn/A 60847-2024 tillsynsbegäran.docx
@@ -218,7 +218,7 @@
     <w:r>
       <w:tab/>
       <w:tab/>
-      <w:t>2024-12-19</w:t>
+      <w:t>2024-12-20</w:t>
       <w:br/>
       <w:br/>
     </w:r>

--- a/tillsyn/A 60847-2024 tillsynsbegäran.docx
+++ b/tillsyn/A 60847-2024 tillsynsbegäran.docx
@@ -218,7 +218,7 @@
     <w:r>
       <w:tab/>
       <w:tab/>
-      <w:t>2024-12-20</w:t>
+      <w:t>2024-12-22</w:t>
       <w:br/>
       <w:br/>
     </w:r>

--- a/tillsyn/A 60847-2024 tillsynsbegäran.docx
+++ b/tillsyn/A 60847-2024 tillsynsbegäran.docx
@@ -218,7 +218,7 @@
     <w:r>
       <w:tab/>
       <w:tab/>
-      <w:t>2024-12-22</w:t>
+      <w:t>2024-12-23</w:t>
       <w:br/>
       <w:br/>
     </w:r>

--- a/tillsyn/A 60847-2024 tillsynsbegäran.docx
+++ b/tillsyn/A 60847-2024 tillsynsbegäran.docx
@@ -218,7 +218,7 @@
     <w:r>
       <w:tab/>
       <w:tab/>
-      <w:t>2024-12-23</w:t>
+      <w:t>2024-12-24</w:t>
       <w:br/>
       <w:br/>
     </w:r>

--- a/tillsyn/A 60847-2024 tillsynsbegäran.docx
+++ b/tillsyn/A 60847-2024 tillsynsbegäran.docx
@@ -218,7 +218,7 @@
     <w:r>
       <w:tab/>
       <w:tab/>
-      <w:t>2024-12-31</w:t>
+      <w:t>2025-01-01</w:t>
       <w:br/>
       <w:br/>
     </w:r>

--- a/tillsyn/A 60847-2024 tillsynsbegäran.docx
+++ b/tillsyn/A 60847-2024 tillsynsbegäran.docx
@@ -218,7 +218,7 @@
     <w:r>
       <w:tab/>
       <w:tab/>
-      <w:t>2025-01-01</w:t>
+      <w:t>2025-01-02</w:t>
       <w:br/>
       <w:br/>
     </w:r>

--- a/tillsyn/A 60847-2024 tillsynsbegäran.docx
+++ b/tillsyn/A 60847-2024 tillsynsbegäran.docx
@@ -218,7 +218,7 @@
     <w:r>
       <w:tab/>
       <w:tab/>
-      <w:t>2025-01-02</w:t>
+      <w:t>2025-01-03</w:t>
       <w:br/>
       <w:br/>
     </w:r>

--- a/tillsyn/A 60847-2024 tillsynsbegäran.docx
+++ b/tillsyn/A 60847-2024 tillsynsbegäran.docx
@@ -218,7 +218,7 @@
     <w:r>
       <w:tab/>
       <w:tab/>
-      <w:t>2025-01-30</w:t>
+      <w:t>2025-01-31</w:t>
       <w:br/>
       <w:br/>
     </w:r>

--- a/tillsyn/A 60847-2024 tillsynsbegäran.docx
+++ b/tillsyn/A 60847-2024 tillsynsbegäran.docx
@@ -218,7 +218,7 @@
     <w:r>
       <w:tab/>
       <w:tab/>
-      <w:t>2025-01-31</w:t>
+      <w:t>2025-02-02</w:t>
       <w:br/>
       <w:br/>
     </w:r>

--- a/tillsyn/A 60847-2024 tillsynsbegäran.docx
+++ b/tillsyn/A 60847-2024 tillsynsbegäran.docx
@@ -218,7 +218,7 @@
     <w:r>
       <w:tab/>
       <w:tab/>
-      <w:t>2025-02-02</w:t>
+      <w:t>2025-02-03</w:t>
       <w:br/>
       <w:br/>
     </w:r>

--- a/tillsyn/A 60847-2024 tillsynsbegäran.docx
+++ b/tillsyn/A 60847-2024 tillsynsbegäran.docx
@@ -218,7 +218,7 @@
     <w:r>
       <w:tab/>
       <w:tab/>
-      <w:t>2025-02-03</w:t>
+      <w:t>2025-02-04</w:t>
       <w:br/>
       <w:br/>
     </w:r>

--- a/tillsyn/A 60847-2024 tillsynsbegäran.docx
+++ b/tillsyn/A 60847-2024 tillsynsbegäran.docx
@@ -218,7 +218,7 @@
     <w:r>
       <w:tab/>
       <w:tab/>
-      <w:t>2025-02-04</w:t>
+      <w:t>2025-02-05</w:t>
       <w:br/>
       <w:br/>
     </w:r>

--- a/tillsyn/A 60847-2024 tillsynsbegäran.docx
+++ b/tillsyn/A 60847-2024 tillsynsbegäran.docx
@@ -218,7 +218,7 @@
     <w:r>
       <w:tab/>
       <w:tab/>
-      <w:t>2025-02-05</w:t>
+      <w:t>2025-02-06</w:t>
       <w:br/>
       <w:br/>
     </w:r>

--- a/tillsyn/A 60847-2024 tillsynsbegäran.docx
+++ b/tillsyn/A 60847-2024 tillsynsbegäran.docx
@@ -218,7 +218,7 @@
     <w:r>
       <w:tab/>
       <w:tab/>
-      <w:t>2025-02-06</w:t>
+      <w:t>2025-02-07</w:t>
       <w:br/>
       <w:br/>
     </w:r>

--- a/tillsyn/A 60847-2024 tillsynsbegäran.docx
+++ b/tillsyn/A 60847-2024 tillsynsbegäran.docx
@@ -218,7 +218,7 @@
     <w:r>
       <w:tab/>
       <w:tab/>
-      <w:t>2025-02-07</w:t>
+      <w:t>2025-02-08</w:t>
       <w:br/>
       <w:br/>
     </w:r>

--- a/tillsyn/A 60847-2024 tillsynsbegäran.docx
+++ b/tillsyn/A 60847-2024 tillsynsbegäran.docx
@@ -218,7 +218,7 @@
     <w:r>
       <w:tab/>
       <w:tab/>
-      <w:t>2025-02-08</w:t>
+      <w:t>2025-02-09</w:t>
       <w:br/>
       <w:br/>
     </w:r>

--- a/tillsyn/A 60847-2024 tillsynsbegäran.docx
+++ b/tillsyn/A 60847-2024 tillsynsbegäran.docx
@@ -218,7 +218,7 @@
     <w:r>
       <w:tab/>
       <w:tab/>
-      <w:t>2025-02-09</w:t>
+      <w:t>2025-02-10</w:t>
       <w:br/>
       <w:br/>
     </w:r>

--- a/tillsyn/A 60847-2024 tillsynsbegäran.docx
+++ b/tillsyn/A 60847-2024 tillsynsbegäran.docx
@@ -218,7 +218,7 @@
     <w:r>
       <w:tab/>
       <w:tab/>
-      <w:t>2025-02-10</w:t>
+      <w:t>2025-02-11</w:t>
       <w:br/>
       <w:br/>
     </w:r>

--- a/tillsyn/A 60847-2024 tillsynsbegäran.docx
+++ b/tillsyn/A 60847-2024 tillsynsbegäran.docx
@@ -218,7 +218,7 @@
     <w:r>
       <w:tab/>
       <w:tab/>
-      <w:t>2025-02-11</w:t>
+      <w:t>2025-02-12</w:t>
       <w:br/>
       <w:br/>
     </w:r>

--- a/tillsyn/A 60847-2024 tillsynsbegäran.docx
+++ b/tillsyn/A 60847-2024 tillsynsbegäran.docx
@@ -218,7 +218,7 @@
     <w:r>
       <w:tab/>
       <w:tab/>
-      <w:t>2025-02-12</w:t>
+      <w:t>2025-02-13</w:t>
       <w:br/>
       <w:br/>
     </w:r>

--- a/tillsyn/A 60847-2024 tillsynsbegäran.docx
+++ b/tillsyn/A 60847-2024 tillsynsbegäran.docx
@@ -218,7 +218,7 @@
     <w:r>
       <w:tab/>
       <w:tab/>
-      <w:t>2025-02-13</w:t>
+      <w:t>2025-02-14</w:t>
       <w:br/>
       <w:br/>
     </w:r>

--- a/tillsyn/A 60847-2024 tillsynsbegäran.docx
+++ b/tillsyn/A 60847-2024 tillsynsbegäran.docx
@@ -218,7 +218,7 @@
     <w:r>
       <w:tab/>
       <w:tab/>
-      <w:t>2025-02-14</w:t>
+      <w:t>2025-02-15</w:t>
       <w:br/>
       <w:br/>
     </w:r>

--- a/tillsyn/A 60847-2024 tillsynsbegäran.docx
+++ b/tillsyn/A 60847-2024 tillsynsbegäran.docx
@@ -218,7 +218,7 @@
     <w:r>
       <w:tab/>
       <w:tab/>
-      <w:t>2025-02-15</w:t>
+      <w:t>2025-02-16</w:t>
       <w:br/>
       <w:br/>
     </w:r>

--- a/tillsyn/A 60847-2024 tillsynsbegäran.docx
+++ b/tillsyn/A 60847-2024 tillsynsbegäran.docx
@@ -218,7 +218,7 @@
     <w:r>
       <w:tab/>
       <w:tab/>
-      <w:t>2025-02-16</w:t>
+      <w:t>2025-02-17</w:t>
       <w:br/>
       <w:br/>
     </w:r>

--- a/tillsyn/A 60847-2024 tillsynsbegäran.docx
+++ b/tillsyn/A 60847-2024 tillsynsbegäran.docx
@@ -218,7 +218,7 @@
     <w:r>
       <w:tab/>
       <w:tab/>
-      <w:t>2025-02-17</w:t>
+      <w:t>2025-02-18</w:t>
       <w:br/>
       <w:br/>
     </w:r>

--- a/tillsyn/A 60847-2024 tillsynsbegäran.docx
+++ b/tillsyn/A 60847-2024 tillsynsbegäran.docx
@@ -218,7 +218,7 @@
     <w:r>
       <w:tab/>
       <w:tab/>
-      <w:t>2025-02-18</w:t>
+      <w:t>2025-02-19</w:t>
       <w:br/>
       <w:br/>
     </w:r>

--- a/tillsyn/A 60847-2024 tillsynsbegäran.docx
+++ b/tillsyn/A 60847-2024 tillsynsbegäran.docx
@@ -218,7 +218,7 @@
     <w:r>
       <w:tab/>
       <w:tab/>
-      <w:t>2025-02-19</w:t>
+      <w:t>2025-02-20</w:t>
       <w:br/>
       <w:br/>
     </w:r>

--- a/tillsyn/A 60847-2024 tillsynsbegäran.docx
+++ b/tillsyn/A 60847-2024 tillsynsbegäran.docx
@@ -218,7 +218,7 @@
     <w:r>
       <w:tab/>
       <w:tab/>
-      <w:t>2025-02-20</w:t>
+      <w:t>2025-02-21</w:t>
       <w:br/>
       <w:br/>
     </w:r>

--- a/tillsyn/A 60847-2024 tillsynsbegäran.docx
+++ b/tillsyn/A 60847-2024 tillsynsbegäran.docx
@@ -218,7 +218,7 @@
     <w:r>
       <w:tab/>
       <w:tab/>
-      <w:t>2025-02-21</w:t>
+      <w:t>2025-02-22</w:t>
       <w:br/>
       <w:br/>
     </w:r>

--- a/tillsyn/A 60847-2024 tillsynsbegäran.docx
+++ b/tillsyn/A 60847-2024 tillsynsbegäran.docx
@@ -218,7 +218,7 @@
     <w:r>
       <w:tab/>
       <w:tab/>
-      <w:t>2025-02-22</w:t>
+      <w:t>2025-02-23</w:t>
       <w:br/>
       <w:br/>
     </w:r>

--- a/tillsyn/A 60847-2024 tillsynsbegäran.docx
+++ b/tillsyn/A 60847-2024 tillsynsbegäran.docx
@@ -218,7 +218,7 @@
     <w:r>
       <w:tab/>
       <w:tab/>
-      <w:t>2025-02-23</w:t>
+      <w:t>2025-02-24</w:t>
       <w:br/>
       <w:br/>
     </w:r>

--- a/tillsyn/A 60847-2024 tillsynsbegäran.docx
+++ b/tillsyn/A 60847-2024 tillsynsbegäran.docx
@@ -218,7 +218,7 @@
     <w:r>
       <w:tab/>
       <w:tab/>
-      <w:t>2025-02-24</w:t>
+      <w:t>2025-02-25</w:t>
       <w:br/>
       <w:br/>
     </w:r>

--- a/tillsyn/A 60847-2024 tillsynsbegäran.docx
+++ b/tillsyn/A 60847-2024 tillsynsbegäran.docx
@@ -218,7 +218,7 @@
     <w:r>
       <w:tab/>
       <w:tab/>
-      <w:t>2025-02-25</w:t>
+      <w:t>2025-02-26</w:t>
       <w:br/>
       <w:br/>
     </w:r>

--- a/tillsyn/A 60847-2024 tillsynsbegäran.docx
+++ b/tillsyn/A 60847-2024 tillsynsbegäran.docx
@@ -218,7 +218,7 @@
     <w:r>
       <w:tab/>
       <w:tab/>
-      <w:t>2025-02-26</w:t>
+      <w:t>2025-02-27</w:t>
       <w:br/>
       <w:br/>
     </w:r>

--- a/tillsyn/A 60847-2024 tillsynsbegäran.docx
+++ b/tillsyn/A 60847-2024 tillsynsbegäran.docx
@@ -218,7 +218,7 @@
     <w:r>
       <w:tab/>
       <w:tab/>
-      <w:t>2025-02-27</w:t>
+      <w:t>2025-02-28</w:t>
       <w:br/>
       <w:br/>
     </w:r>

--- a/tillsyn/A 60847-2024 tillsynsbegäran.docx
+++ b/tillsyn/A 60847-2024 tillsynsbegäran.docx
@@ -218,7 +218,7 @@
     <w:r>
       <w:tab/>
       <w:tab/>
-      <w:t>2025-02-28</w:t>
+      <w:t>2025-03-01</w:t>
       <w:br/>
       <w:br/>
     </w:r>

--- a/tillsyn/A 60847-2024 tillsynsbegäran.docx
+++ b/tillsyn/A 60847-2024 tillsynsbegäran.docx
@@ -218,7 +218,7 @@
     <w:r>
       <w:tab/>
       <w:tab/>
-      <w:t>2025-03-01</w:t>
+      <w:t>2025-03-02</w:t>
       <w:br/>
       <w:br/>
     </w:r>

--- a/tillsyn/A 60847-2024 tillsynsbegäran.docx
+++ b/tillsyn/A 60847-2024 tillsynsbegäran.docx
@@ -218,7 +218,7 @@
     <w:r>
       <w:tab/>
       <w:tab/>
-      <w:t>2025-03-02</w:t>
+      <w:t>2025-03-03</w:t>
       <w:br/>
       <w:br/>
     </w:r>

--- a/tillsyn/A 60847-2024 tillsynsbegäran.docx
+++ b/tillsyn/A 60847-2024 tillsynsbegäran.docx
@@ -218,7 +218,7 @@
     <w:r>
       <w:tab/>
       <w:tab/>
-      <w:t>2025-03-03</w:t>
+      <w:t>2025-03-04</w:t>
       <w:br/>
       <w:br/>
     </w:r>

--- a/tillsyn/A 60847-2024 tillsynsbegäran.docx
+++ b/tillsyn/A 60847-2024 tillsynsbegäran.docx
@@ -218,7 +218,7 @@
     <w:r>
       <w:tab/>
       <w:tab/>
-      <w:t>2025-03-04</w:t>
+      <w:t>2025-03-05</w:t>
       <w:br/>
       <w:br/>
     </w:r>

--- a/tillsyn/A 60847-2024 tillsynsbegäran.docx
+++ b/tillsyn/A 60847-2024 tillsynsbegäran.docx
@@ -218,7 +218,7 @@
     <w:r>
       <w:tab/>
       <w:tab/>
-      <w:t>2025-03-05</w:t>
+      <w:t>2025-03-06</w:t>
       <w:br/>
       <w:br/>
     </w:r>

--- a/tillsyn/A 60847-2024 tillsynsbegäran.docx
+++ b/tillsyn/A 60847-2024 tillsynsbegäran.docx
@@ -218,7 +218,7 @@
     <w:r>
       <w:tab/>
       <w:tab/>
-      <w:t>2025-03-06</w:t>
+      <w:t>2025-03-07</w:t>
       <w:br/>
       <w:br/>
     </w:r>

--- a/tillsyn/A 60847-2024 tillsynsbegäran.docx
+++ b/tillsyn/A 60847-2024 tillsynsbegäran.docx
@@ -218,7 +218,7 @@
     <w:r>
       <w:tab/>
       <w:tab/>
-      <w:t>2025-03-07</w:t>
+      <w:t>2025-03-08</w:t>
       <w:br/>
       <w:br/>
     </w:r>

--- a/tillsyn/A 60847-2024 tillsynsbegäran.docx
+++ b/tillsyn/A 60847-2024 tillsynsbegäran.docx
@@ -218,7 +218,7 @@
     <w:r>
       <w:tab/>
       <w:tab/>
-      <w:t>2025-03-08</w:t>
+      <w:t>2025-03-09</w:t>
       <w:br/>
       <w:br/>
     </w:r>

--- a/tillsyn/A 60847-2024 tillsynsbegäran.docx
+++ b/tillsyn/A 60847-2024 tillsynsbegäran.docx
@@ -218,7 +218,7 @@
     <w:r>
       <w:tab/>
       <w:tab/>
-      <w:t>2025-03-09</w:t>
+      <w:t>2025-03-10</w:t>
       <w:br/>
       <w:br/>
     </w:r>

--- a/tillsyn/A 60847-2024 tillsynsbegäran.docx
+++ b/tillsyn/A 60847-2024 tillsynsbegäran.docx
@@ -218,7 +218,7 @@
     <w:r>
       <w:tab/>
       <w:tab/>
-      <w:t>2025-03-10</w:t>
+      <w:t>2025-03-11</w:t>
       <w:br/>
       <w:br/>
     </w:r>

--- a/tillsyn/A 60847-2024 tillsynsbegäran.docx
+++ b/tillsyn/A 60847-2024 tillsynsbegäran.docx
@@ -218,7 +218,7 @@
     <w:r>
       <w:tab/>
       <w:tab/>
-      <w:t>2025-03-11</w:t>
+      <w:t>2025-03-12</w:t>
       <w:br/>
       <w:br/>
     </w:r>

--- a/tillsyn/A 60847-2024 tillsynsbegäran.docx
+++ b/tillsyn/A 60847-2024 tillsynsbegäran.docx
@@ -218,7 +218,7 @@
     <w:r>
       <w:tab/>
       <w:tab/>
-      <w:t>2025-03-12</w:t>
+      <w:t>2025-03-13</w:t>
       <w:br/>
       <w:br/>
     </w:r>

--- a/tillsyn/A 60847-2024 tillsynsbegäran.docx
+++ b/tillsyn/A 60847-2024 tillsynsbegäran.docx
@@ -218,7 +218,7 @@
     <w:r>
       <w:tab/>
       <w:tab/>
-      <w:t>2025-03-13</w:t>
+      <w:t>2025-03-14</w:t>
       <w:br/>
       <w:br/>
     </w:r>

--- a/tillsyn/A 60847-2024 tillsynsbegäran.docx
+++ b/tillsyn/A 60847-2024 tillsynsbegäran.docx
@@ -218,7 +218,7 @@
     <w:r>
       <w:tab/>
       <w:tab/>
-      <w:t>2025-03-14</w:t>
+      <w:t>2025-03-15</w:t>
       <w:br/>
       <w:br/>
     </w:r>

--- a/tillsyn/A 60847-2024 tillsynsbegäran.docx
+++ b/tillsyn/A 60847-2024 tillsynsbegäran.docx
@@ -218,7 +218,7 @@
     <w:r>
       <w:tab/>
       <w:tab/>
-      <w:t>2025-03-15</w:t>
+      <w:t>2025-03-16</w:t>
       <w:br/>
       <w:br/>
     </w:r>

--- a/tillsyn/A 60847-2024 tillsynsbegäran.docx
+++ b/tillsyn/A 60847-2024 tillsynsbegäran.docx
@@ -218,7 +218,7 @@
     <w:r>
       <w:tab/>
       <w:tab/>
-      <w:t>2025-03-16</w:t>
+      <w:t>2025-03-17</w:t>
       <w:br/>
       <w:br/>
     </w:r>

--- a/tillsyn/A 60847-2024 tillsynsbegäran.docx
+++ b/tillsyn/A 60847-2024 tillsynsbegäran.docx
@@ -218,7 +218,7 @@
     <w:r>
       <w:tab/>
       <w:tab/>
-      <w:t>2025-03-17</w:t>
+      <w:t>2025-03-18</w:t>
       <w:br/>
       <w:br/>
     </w:r>

--- a/tillsyn/A 60847-2024 tillsynsbegäran.docx
+++ b/tillsyn/A 60847-2024 tillsynsbegäran.docx
@@ -218,7 +218,7 @@
     <w:r>
       <w:tab/>
       <w:tab/>
-      <w:t>2025-03-18</w:t>
+      <w:t>2025-03-19</w:t>
       <w:br/>
       <w:br/>
     </w:r>

--- a/tillsyn/A 60847-2024 tillsynsbegäran.docx
+++ b/tillsyn/A 60847-2024 tillsynsbegäran.docx
@@ -218,7 +218,7 @@
     <w:r>
       <w:tab/>
       <w:tab/>
-      <w:t>2025-03-19</w:t>
+      <w:t>2025-03-20</w:t>
       <w:br/>
       <w:br/>
     </w:r>

--- a/tillsyn/A 60847-2024 tillsynsbegäran.docx
+++ b/tillsyn/A 60847-2024 tillsynsbegäran.docx
@@ -218,7 +218,7 @@
     <w:r>
       <w:tab/>
       <w:tab/>
-      <w:t>2025-03-20</w:t>
+      <w:t>2025-03-21</w:t>
       <w:br/>
       <w:br/>
     </w:r>

--- a/tillsyn/A 60847-2024 tillsynsbegäran.docx
+++ b/tillsyn/A 60847-2024 tillsynsbegäran.docx
@@ -218,7 +218,7 @@
     <w:r>
       <w:tab/>
       <w:tab/>
-      <w:t>2025-03-21</w:t>
+      <w:t>2025-03-22</w:t>
       <w:br/>
       <w:br/>
     </w:r>

--- a/tillsyn/A 60847-2024 tillsynsbegäran.docx
+++ b/tillsyn/A 60847-2024 tillsynsbegäran.docx
@@ -218,7 +218,7 @@
     <w:r>
       <w:tab/>
       <w:tab/>
-      <w:t>2025-03-22</w:t>
+      <w:t>2025-03-23</w:t>
       <w:br/>
       <w:br/>
     </w:r>

--- a/tillsyn/A 60847-2024 tillsynsbegäran.docx
+++ b/tillsyn/A 60847-2024 tillsynsbegäran.docx
@@ -218,7 +218,7 @@
     <w:r>
       <w:tab/>
       <w:tab/>
-      <w:t>2025-03-23</w:t>
+      <w:t>2025-03-24</w:t>
       <w:br/>
       <w:br/>
     </w:r>

--- a/tillsyn/A 60847-2024 tillsynsbegäran.docx
+++ b/tillsyn/A 60847-2024 tillsynsbegäran.docx
@@ -218,7 +218,7 @@
     <w:r>
       <w:tab/>
       <w:tab/>
-      <w:t>2025-03-24</w:t>
+      <w:t>2025-03-25</w:t>
       <w:br/>
       <w:br/>
     </w:r>

--- a/tillsyn/A 60847-2024 tillsynsbegäran.docx
+++ b/tillsyn/A 60847-2024 tillsynsbegäran.docx
@@ -218,7 +218,7 @@
     <w:r>
       <w:tab/>
       <w:tab/>
-      <w:t>2025-03-25</w:t>
+      <w:t>2025-03-26</w:t>
       <w:br/>
       <w:br/>
     </w:r>

--- a/tillsyn/A 60847-2024 tillsynsbegäran.docx
+++ b/tillsyn/A 60847-2024 tillsynsbegäran.docx
@@ -218,7 +218,7 @@
     <w:r>
       <w:tab/>
       <w:tab/>
-      <w:t>2025-03-26</w:t>
+      <w:t>2025-03-27</w:t>
       <w:br/>
       <w:br/>
     </w:r>

--- a/tillsyn/A 60847-2024 tillsynsbegäran.docx
+++ b/tillsyn/A 60847-2024 tillsynsbegäran.docx
@@ -218,7 +218,7 @@
     <w:r>
       <w:tab/>
       <w:tab/>
-      <w:t>2025-03-27</w:t>
+      <w:t>2025-03-28</w:t>
       <w:br/>
       <w:br/>
     </w:r>

--- a/tillsyn/A 60847-2024 tillsynsbegäran.docx
+++ b/tillsyn/A 60847-2024 tillsynsbegäran.docx
@@ -218,7 +218,7 @@
     <w:r>
       <w:tab/>
       <w:tab/>
-      <w:t>2025-03-28</w:t>
+      <w:t>2025-03-29</w:t>
       <w:br/>
       <w:br/>
     </w:r>

--- a/tillsyn/A 60847-2024 tillsynsbegäran.docx
+++ b/tillsyn/A 60847-2024 tillsynsbegäran.docx
@@ -218,7 +218,7 @@
     <w:r>
       <w:tab/>
       <w:tab/>
-      <w:t>2025-04-02</w:t>
+      <w:t>2025-04-03</w:t>
       <w:br/>
       <w:br/>
     </w:r>

--- a/tillsyn/A 60847-2024 tillsynsbegäran.docx
+++ b/tillsyn/A 60847-2024 tillsynsbegäran.docx
@@ -218,7 +218,7 @@
     <w:r>
       <w:tab/>
       <w:tab/>
-      <w:t>2025-04-03</w:t>
+      <w:t>2025-04-05</w:t>
       <w:br/>
       <w:br/>
     </w:r>

--- a/tillsyn/A 60847-2024 tillsynsbegäran.docx
+++ b/tillsyn/A 60847-2024 tillsynsbegäran.docx
@@ -218,7 +218,7 @@
     <w:r>
       <w:tab/>
       <w:tab/>
-      <w:t>2025-04-05</w:t>
+      <w:t>2025-04-06</w:t>
       <w:br/>
       <w:br/>
     </w:r>

--- a/tillsyn/A 60847-2024 tillsynsbegäran.docx
+++ b/tillsyn/A 60847-2024 tillsynsbegäran.docx
@@ -218,7 +218,7 @@
     <w:r>
       <w:tab/>
       <w:tab/>
-      <w:t>2025-04-06</w:t>
+      <w:t>2025-04-07</w:t>
       <w:br/>
       <w:br/>
     </w:r>

--- a/tillsyn/A 60847-2024 tillsynsbegäran.docx
+++ b/tillsyn/A 60847-2024 tillsynsbegäran.docx
@@ -218,7 +218,7 @@
     <w:r>
       <w:tab/>
       <w:tab/>
-      <w:t>2025-04-07</w:t>
+      <w:t>2025-04-08</w:t>
       <w:br/>
       <w:br/>
     </w:r>

--- a/tillsyn/A 60847-2024 tillsynsbegäran.docx
+++ b/tillsyn/A 60847-2024 tillsynsbegäran.docx
@@ -218,7 +218,7 @@
     <w:r>
       <w:tab/>
       <w:tab/>
-      <w:t>2025-04-08</w:t>
+      <w:t>2025-04-09</w:t>
       <w:br/>
       <w:br/>
     </w:r>

--- a/tillsyn/A 60847-2024 tillsynsbegäran.docx
+++ b/tillsyn/A 60847-2024 tillsynsbegäran.docx
@@ -90,6 +90,28 @@
         <w:t>Figur 1. Fyndplatser för naturvårdsarter i det avverkningsanmälda området (röd linje). Markörer utan svart kant är placerade på fyndplatsen. Markörer med svart kant är placerade vid sidan av fyndplatsen och har ett svart streck som visar fyndplatsens exakta position. Kartans mittpunktskoordinat är N 6503227, E 341059 i SWEREF 99 TM.</w:t>
       </w:r>
     </w:p>
+    <w:p>
+      <w:r>
+        <w:rPr>
+          <w:b/>
+        </w:rPr>
+        <w:t xml:space="preserve">Gul taggsvamp (NT) </w:t>
+      </w:r>
+      <w:r>
+        <w:t>bildar mykorrhiza med gran helst på kalkrik mark, gärna i fuktig äldre ängsgranskog. Slutavverkning och markberedning missgynnar arten och fler områden med äldre skog på näringsrik mark, framför allt i södra och mellersta Sverige, behöver bevaras (SLU Artdatabanken, 2024).</w:t>
+      </w:r>
+    </w:p>
+    <w:p>
+      <w:r>
+        <w:rPr>
+          <w:b/>
+        </w:rPr>
+        <w:t>Sårläka</w:t>
+      </w:r>
+      <w:r>
+        <w:t xml:space="preserve"> växer på mullrik mark i skuggiga eller halvskuggiga lövskogar och lundar men också i örtrika kalkbarrskogar. Arten ingår i en exklusiv lundflora som bara uppträder i de allra rikaste kalkbarrskogarna söder om den biologiska norrlandsgränsen. I ädellövskogar och lundar är den också knuten till områden med en mycket rik mångfald av naturvårdsarter. Sårläka är värdväxt för den rödlistade fjärilen sårläkeplattmal (NT) (SLU Artdatabanken, 2024; Nitare &amp; Skogsstyrelsen, 2019).</w:t>
+      </w:r>
+    </w:p>
     <w:sectPr>
       <w:headerReference w:type="even" r:id="rId8"/>
       <w:headerReference w:type="default" r:id="rId9"/>
@@ -218,7 +240,7 @@
     <w:r>
       <w:tab/>
       <w:tab/>
-      <w:t>2025-04-09</w:t>
+      <w:t>2025-04-10</w:t>
       <w:br/>
       <w:br/>
     </w:r>

--- a/tillsyn/A 60847-2024 tillsynsbegäran.docx
+++ b/tillsyn/A 60847-2024 tillsynsbegäran.docx
@@ -240,7 +240,7 @@
     <w:r>
       <w:tab/>
       <w:tab/>
-      <w:t>2025-04-10</w:t>
+      <w:t>2025-04-11</w:t>
       <w:br/>
       <w:br/>
     </w:r>

--- a/tillsyn/A 60847-2024 tillsynsbegäran.docx
+++ b/tillsyn/A 60847-2024 tillsynsbegäran.docx
@@ -240,7 +240,7 @@
     <w:r>
       <w:tab/>
       <w:tab/>
-      <w:t>2025-04-11</w:t>
+      <w:t>2025-04-12</w:t>
       <w:br/>
       <w:br/>
     </w:r>

--- a/tillsyn/A 60847-2024 tillsynsbegäran.docx
+++ b/tillsyn/A 60847-2024 tillsynsbegäran.docx
@@ -240,7 +240,7 @@
     <w:r>
       <w:tab/>
       <w:tab/>
-      <w:t>2025-04-12</w:t>
+      <w:t>2025-04-13</w:t>
       <w:br/>
       <w:br/>
     </w:r>

--- a/tillsyn/A 60847-2024 tillsynsbegäran.docx
+++ b/tillsyn/A 60847-2024 tillsynsbegäran.docx
@@ -240,7 +240,7 @@
     <w:r>
       <w:tab/>
       <w:tab/>
-      <w:t>2025-04-13</w:t>
+      <w:t>2025-04-14</w:t>
       <w:br/>
       <w:br/>
     </w:r>

--- a/tillsyn/A 60847-2024 tillsynsbegäran.docx
+++ b/tillsyn/A 60847-2024 tillsynsbegäran.docx
@@ -240,7 +240,7 @@
     <w:r>
       <w:tab/>
       <w:tab/>
-      <w:t>2025-04-14</w:t>
+      <w:t>2025-04-15</w:t>
       <w:br/>
       <w:br/>
     </w:r>

--- a/tillsyn/A 60847-2024 tillsynsbegäran.docx
+++ b/tillsyn/A 60847-2024 tillsynsbegäran.docx
@@ -240,7 +240,7 @@
     <w:r>
       <w:tab/>
       <w:tab/>
-      <w:t>2025-04-15</w:t>
+      <w:t>2025-04-16</w:t>
       <w:br/>
       <w:br/>
     </w:r>

--- a/tillsyn/A 60847-2024 tillsynsbegäran.docx
+++ b/tillsyn/A 60847-2024 tillsynsbegäran.docx
@@ -240,7 +240,7 @@
     <w:r>
       <w:tab/>
       <w:tab/>
-      <w:t>2025-04-16</w:t>
+      <w:t>2025-04-17</w:t>
       <w:br/>
       <w:br/>
     </w:r>

--- a/tillsyn/A 60847-2024 tillsynsbegäran.docx
+++ b/tillsyn/A 60847-2024 tillsynsbegäran.docx
@@ -240,7 +240,7 @@
     <w:r>
       <w:tab/>
       <w:tab/>
-      <w:t>2025-04-17</w:t>
+      <w:t>2025-04-18</w:t>
       <w:br/>
       <w:br/>
     </w:r>

--- a/tillsyn/A 60847-2024 tillsynsbegäran.docx
+++ b/tillsyn/A 60847-2024 tillsynsbegäran.docx
@@ -240,7 +240,7 @@
     <w:r>
       <w:tab/>
       <w:tab/>
-      <w:t>2025-04-18</w:t>
+      <w:t>2025-04-19</w:t>
       <w:br/>
       <w:br/>
     </w:r>

--- a/tillsyn/A 60847-2024 tillsynsbegäran.docx
+++ b/tillsyn/A 60847-2024 tillsynsbegäran.docx
@@ -240,7 +240,7 @@
     <w:r>
       <w:tab/>
       <w:tab/>
-      <w:t>2025-05-03</w:t>
+      <w:t>2025-05-04</w:t>
       <w:br/>
       <w:br/>
     </w:r>

--- a/tillsyn/A 60847-2024 tillsynsbegäran.docx
+++ b/tillsyn/A 60847-2024 tillsynsbegäran.docx
@@ -240,7 +240,7 @@
     <w:r>
       <w:tab/>
       <w:tab/>
-      <w:t>2025-05-04</w:t>
+      <w:t>2025-05-06</w:t>
       <w:br/>
       <w:br/>
     </w:r>

--- a/tillsyn/A 60847-2024 tillsynsbegäran.docx
+++ b/tillsyn/A 60847-2024 tillsynsbegäran.docx
@@ -240,7 +240,7 @@
     <w:r>
       <w:tab/>
       <w:tab/>
-      <w:t>2025-05-06</w:t>
+      <w:t>2025-05-07</w:t>
       <w:br/>
       <w:br/>
     </w:r>

--- a/tillsyn/A 60847-2024 tillsynsbegäran.docx
+++ b/tillsyn/A 60847-2024 tillsynsbegäran.docx
@@ -240,7 +240,7 @@
     <w:r>
       <w:tab/>
       <w:tab/>
-      <w:t>2025-05-07</w:t>
+      <w:t>2025-05-08</w:t>
       <w:br/>
       <w:br/>
     </w:r>

--- a/tillsyn/A 60847-2024 tillsynsbegäran.docx
+++ b/tillsyn/A 60847-2024 tillsynsbegäran.docx
@@ -240,7 +240,7 @@
     <w:r>
       <w:tab/>
       <w:tab/>
-      <w:t>2025-05-08</w:t>
+      <w:t>2025-05-09</w:t>
       <w:br/>
       <w:br/>
     </w:r>

--- a/tillsyn/A 60847-2024 tillsynsbegäran.docx
+++ b/tillsyn/A 60847-2024 tillsynsbegäran.docx
@@ -240,7 +240,7 @@
     <w:r>
       <w:tab/>
       <w:tab/>
-      <w:t>2025-05-09</w:t>
+      <w:t>2025-05-10</w:t>
       <w:br/>
       <w:br/>
     </w:r>

--- a/tillsyn/A 60847-2024 tillsynsbegäran.docx
+++ b/tillsyn/A 60847-2024 tillsynsbegäran.docx
@@ -240,7 +240,7 @@
     <w:r>
       <w:tab/>
       <w:tab/>
-      <w:t>2025-05-10</w:t>
+      <w:t>2025-05-11</w:t>
       <w:br/>
       <w:br/>
     </w:r>

--- a/tillsyn/A 60847-2024 tillsynsbegäran.docx
+++ b/tillsyn/A 60847-2024 tillsynsbegäran.docx
@@ -240,7 +240,7 @@
     <w:r>
       <w:tab/>
       <w:tab/>
-      <w:t>2025-05-11</w:t>
+      <w:t>2025-05-12</w:t>
       <w:br/>
       <w:br/>
     </w:r>

--- a/tillsyn/A 60847-2024 tillsynsbegäran.docx
+++ b/tillsyn/A 60847-2024 tillsynsbegäran.docx
@@ -240,7 +240,7 @@
     <w:r>
       <w:tab/>
       <w:tab/>
-      <w:t>2025-05-12</w:t>
+      <w:t>2025-05-13</w:t>
       <w:br/>
       <w:br/>
     </w:r>

--- a/tillsyn/A 60847-2024 tillsynsbegäran.docx
+++ b/tillsyn/A 60847-2024 tillsynsbegäran.docx
@@ -240,7 +240,7 @@
     <w:r>
       <w:tab/>
       <w:tab/>
-      <w:t>2025-05-13</w:t>
+      <w:t>2025-05-14</w:t>
       <w:br/>
       <w:br/>
     </w:r>

--- a/tillsyn/A 60847-2024 tillsynsbegäran.docx
+++ b/tillsyn/A 60847-2024 tillsynsbegäran.docx
@@ -240,7 +240,7 @@
     <w:r>
       <w:tab/>
       <w:tab/>
-      <w:t>2025-05-14</w:t>
+      <w:t>2025-05-15</w:t>
       <w:br/>
       <w:br/>
     </w:r>

--- a/tillsyn/A 60847-2024 tillsynsbegäran.docx
+++ b/tillsyn/A 60847-2024 tillsynsbegäran.docx
@@ -240,7 +240,7 @@
     <w:r>
       <w:tab/>
       <w:tab/>
-      <w:t>2025-05-15</w:t>
+      <w:t>2025-05-16</w:t>
       <w:br/>
       <w:br/>
     </w:r>

--- a/tillsyn/A 60847-2024 tillsynsbegäran.docx
+++ b/tillsyn/A 60847-2024 tillsynsbegäran.docx
@@ -240,7 +240,7 @@
     <w:r>
       <w:tab/>
       <w:tab/>
-      <w:t>2025-05-16</w:t>
+      <w:t>2025-05-17</w:t>
       <w:br/>
       <w:br/>
     </w:r>

--- a/tillsyn/A 60847-2024 tillsynsbegäran.docx
+++ b/tillsyn/A 60847-2024 tillsynsbegäran.docx
@@ -240,7 +240,7 @@
     <w:r>
       <w:tab/>
       <w:tab/>
-      <w:t>2025-05-17</w:t>
+      <w:t>2025-05-18</w:t>
       <w:br/>
       <w:br/>
     </w:r>

--- a/tillsyn/A 60847-2024 tillsynsbegäran.docx
+++ b/tillsyn/A 60847-2024 tillsynsbegäran.docx
@@ -240,7 +240,7 @@
     <w:r>
       <w:tab/>
       <w:tab/>
-      <w:t>2025-05-18</w:t>
+      <w:t>2025-05-19</w:t>
       <w:br/>
       <w:br/>
     </w:r>

--- a/tillsyn/A 60847-2024 tillsynsbegäran.docx
+++ b/tillsyn/A 60847-2024 tillsynsbegäran.docx
@@ -240,7 +240,7 @@
     <w:r>
       <w:tab/>
       <w:tab/>
-      <w:t>2025-05-19</w:t>
+      <w:t>2025-05-20</w:t>
       <w:br/>
       <w:br/>
     </w:r>

--- a/tillsyn/A 60847-2024 tillsynsbegäran.docx
+++ b/tillsyn/A 60847-2024 tillsynsbegäran.docx
@@ -240,7 +240,7 @@
     <w:r>
       <w:tab/>
       <w:tab/>
-      <w:t>2025-05-20</w:t>
+      <w:t>2025-05-21</w:t>
       <w:br/>
       <w:br/>
     </w:r>

--- a/tillsyn/A 60847-2024 tillsynsbegäran.docx
+++ b/tillsyn/A 60847-2024 tillsynsbegäran.docx
@@ -240,7 +240,7 @@
     <w:r>
       <w:tab/>
       <w:tab/>
-      <w:t>2025-05-21</w:t>
+      <w:t>2025-05-22</w:t>
       <w:br/>
       <w:br/>
     </w:r>

--- a/tillsyn/A 60847-2024 tillsynsbegäran.docx
+++ b/tillsyn/A 60847-2024 tillsynsbegäran.docx
@@ -240,7 +240,7 @@
     <w:r>
       <w:tab/>
       <w:tab/>
-      <w:t>2025-05-22</w:t>
+      <w:t>2025-05-23</w:t>
       <w:br/>
       <w:br/>
     </w:r>

--- a/tillsyn/A 60847-2024 tillsynsbegäran.docx
+++ b/tillsyn/A 60847-2024 tillsynsbegäran.docx
@@ -240,7 +240,7 @@
     <w:r>
       <w:tab/>
       <w:tab/>
-      <w:t>2025-05-23</w:t>
+      <w:t>2025-05-24</w:t>
       <w:br/>
       <w:br/>
     </w:r>

--- a/tillsyn/A 60847-2024 tillsynsbegäran.docx
+++ b/tillsyn/A 60847-2024 tillsynsbegäran.docx
@@ -240,7 +240,7 @@
     <w:r>
       <w:tab/>
       <w:tab/>
-      <w:t>2025-05-24</w:t>
+      <w:t>2025-05-25</w:t>
       <w:br/>
       <w:br/>
     </w:r>

--- a/tillsyn/A 60847-2024 tillsynsbegäran.docx
+++ b/tillsyn/A 60847-2024 tillsynsbegäran.docx
@@ -240,7 +240,7 @@
     <w:r>
       <w:tab/>
       <w:tab/>
-      <w:t>2025-05-25</w:t>
+      <w:t>2025-05-26</w:t>
       <w:br/>
       <w:br/>
     </w:r>

--- a/tillsyn/A 60847-2024 tillsynsbegäran.docx
+++ b/tillsyn/A 60847-2024 tillsynsbegäran.docx
@@ -240,7 +240,7 @@
     <w:r>
       <w:tab/>
       <w:tab/>
-      <w:t>2025-05-26</w:t>
+      <w:t>2025-05-27</w:t>
       <w:br/>
       <w:br/>
     </w:r>

--- a/tillsyn/A 60847-2024 tillsynsbegäran.docx
+++ b/tillsyn/A 60847-2024 tillsynsbegäran.docx
@@ -240,7 +240,7 @@
     <w:r>
       <w:tab/>
       <w:tab/>
-      <w:t>2025-05-27</w:t>
+      <w:t>2025-05-30</w:t>
       <w:br/>
       <w:br/>
     </w:r>

--- a/tillsyn/A 60847-2024 tillsynsbegäran.docx
+++ b/tillsyn/A 60847-2024 tillsynsbegäran.docx
@@ -240,7 +240,7 @@
     <w:r>
       <w:tab/>
       <w:tab/>
-      <w:t>2025-05-30</w:t>
+      <w:t>2025-06-01</w:t>
       <w:br/>
       <w:br/>
     </w:r>

--- a/tillsyn/A 60847-2024 tillsynsbegäran.docx
+++ b/tillsyn/A 60847-2024 tillsynsbegäran.docx
@@ -240,7 +240,7 @@
     <w:r>
       <w:tab/>
       <w:tab/>
-      <w:t>2025-06-01</w:t>
+      <w:t>2025-06-02</w:t>
       <w:br/>
       <w:br/>
     </w:r>

--- a/tillsyn/A 60847-2024 tillsynsbegäran.docx
+++ b/tillsyn/A 60847-2024 tillsynsbegäran.docx
@@ -240,7 +240,7 @@
     <w:r>
       <w:tab/>
       <w:tab/>
-      <w:t>2025-06-02</w:t>
+      <w:t>2025-06-03</w:t>
       <w:br/>
       <w:br/>
     </w:r>

--- a/tillsyn/A 60847-2024 tillsynsbegäran.docx
+++ b/tillsyn/A 60847-2024 tillsynsbegäran.docx
@@ -240,7 +240,7 @@
     <w:r>
       <w:tab/>
       <w:tab/>
-      <w:t>2025-06-03</w:t>
+      <w:t>2025-06-04</w:t>
       <w:br/>
       <w:br/>
     </w:r>

--- a/tillsyn/A 60847-2024 tillsynsbegäran.docx
+++ b/tillsyn/A 60847-2024 tillsynsbegäran.docx
@@ -240,7 +240,7 @@
     <w:r>
       <w:tab/>
       <w:tab/>
-      <w:t>2025-06-04</w:t>
+      <w:t>2025-06-05</w:t>
       <w:br/>
       <w:br/>
     </w:r>

--- a/tillsyn/A 60847-2024 tillsynsbegäran.docx
+++ b/tillsyn/A 60847-2024 tillsynsbegäran.docx
@@ -240,7 +240,7 @@
     <w:r>
       <w:tab/>
       <w:tab/>
-      <w:t>2025-06-13</w:t>
+      <w:t>2025-06-15</w:t>
       <w:br/>
       <w:br/>
     </w:r>

--- a/tillsyn/A 60847-2024 tillsynsbegäran.docx
+++ b/tillsyn/A 60847-2024 tillsynsbegäran.docx
@@ -240,7 +240,7 @@
     <w:r>
       <w:tab/>
       <w:tab/>
-      <w:t>2025-06-15</w:t>
+      <w:t>2025-06-16</w:t>
       <w:br/>
       <w:br/>
     </w:r>

--- a/tillsyn/A 60847-2024 tillsynsbegäran.docx
+++ b/tillsyn/A 60847-2024 tillsynsbegäran.docx
@@ -240,7 +240,7 @@
     <w:r>
       <w:tab/>
       <w:tab/>
-      <w:t>2025-06-16</w:t>
+      <w:t>2025-06-17</w:t>
       <w:br/>
       <w:br/>
     </w:r>

--- a/tillsyn/A 60847-2024 tillsynsbegäran.docx
+++ b/tillsyn/A 60847-2024 tillsynsbegäran.docx
@@ -240,7 +240,7 @@
     <w:r>
       <w:tab/>
       <w:tab/>
-      <w:t>2025-06-17</w:t>
+      <w:t>2025-06-18</w:t>
       <w:br/>
       <w:br/>
     </w:r>

--- a/tillsyn/A 60847-2024 tillsynsbegäran.docx
+++ b/tillsyn/A 60847-2024 tillsynsbegäran.docx
@@ -240,7 +240,7 @@
     <w:r>
       <w:tab/>
       <w:tab/>
-      <w:t>2025-06-18</w:t>
+      <w:t>2025-06-19</w:t>
       <w:br/>
       <w:br/>
     </w:r>

--- a/tillsyn/A 60847-2024 tillsynsbegäran.docx
+++ b/tillsyn/A 60847-2024 tillsynsbegäran.docx
@@ -240,7 +240,7 @@
     <w:r>
       <w:tab/>
       <w:tab/>
-      <w:t>2025-06-19</w:t>
+      <w:t>2025-06-20</w:t>
       <w:br/>
       <w:br/>
     </w:r>

--- a/tillsyn/A 60847-2024 tillsynsbegäran.docx
+++ b/tillsyn/A 60847-2024 tillsynsbegäran.docx
@@ -240,7 +240,7 @@
     <w:r>
       <w:tab/>
       <w:tab/>
-      <w:t>2025-06-20</w:t>
+      <w:t>2025-06-21</w:t>
       <w:br/>
       <w:br/>
     </w:r>

--- a/tillsyn/A 60847-2024 tillsynsbegäran.docx
+++ b/tillsyn/A 60847-2024 tillsynsbegäran.docx
@@ -240,7 +240,7 @@
     <w:r>
       <w:tab/>
       <w:tab/>
-      <w:t>2025-06-21</w:t>
+      <w:t>2025-06-22</w:t>
       <w:br/>
       <w:br/>
     </w:r>

--- a/tillsyn/A 60847-2024 tillsynsbegäran.docx
+++ b/tillsyn/A 60847-2024 tillsynsbegäran.docx
@@ -240,7 +240,7 @@
     <w:r>
       <w:tab/>
       <w:tab/>
-      <w:t>2025-06-22</w:t>
+      <w:t>2025-06-23</w:t>
       <w:br/>
       <w:br/>
     </w:r>

--- a/tillsyn/A 60847-2024 tillsynsbegäran.docx
+++ b/tillsyn/A 60847-2024 tillsynsbegäran.docx
@@ -240,7 +240,7 @@
     <w:r>
       <w:tab/>
       <w:tab/>
-      <w:t>2025-06-23</w:t>
+      <w:t>2025-06-24</w:t>
       <w:br/>
       <w:br/>
     </w:r>

--- a/tillsyn/A 60847-2024 tillsynsbegäran.docx
+++ b/tillsyn/A 60847-2024 tillsynsbegäran.docx
@@ -240,7 +240,7 @@
     <w:r>
       <w:tab/>
       <w:tab/>
-      <w:t>2025-06-24</w:t>
+      <w:t>2025-06-25</w:t>
       <w:br/>
       <w:br/>
     </w:r>

--- a/tillsyn/A 60847-2024 tillsynsbegäran.docx
+++ b/tillsyn/A 60847-2024 tillsynsbegäran.docx
@@ -240,7 +240,7 @@
     <w:r>
       <w:tab/>
       <w:tab/>
-      <w:t>2025-06-25</w:t>
+      <w:t>2025-06-26</w:t>
       <w:br/>
       <w:br/>
     </w:r>

--- a/tillsyn/A 60847-2024 tillsynsbegäran.docx
+++ b/tillsyn/A 60847-2024 tillsynsbegäran.docx
@@ -240,7 +240,7 @@
     <w:r>
       <w:tab/>
       <w:tab/>
-      <w:t>2025-06-26</w:t>
+      <w:t>2025-06-27</w:t>
       <w:br/>
       <w:br/>
     </w:r>

--- a/tillsyn/A 60847-2024 tillsynsbegäran.docx
+++ b/tillsyn/A 60847-2024 tillsynsbegäran.docx
@@ -240,7 +240,7 @@
     <w:r>
       <w:tab/>
       <w:tab/>
-      <w:t>2025-06-27</w:t>
+      <w:t>2025-06-28</w:t>
       <w:br/>
       <w:br/>
     </w:r>

--- a/tillsyn/A 60847-2024 tillsynsbegäran.docx
+++ b/tillsyn/A 60847-2024 tillsynsbegäran.docx
@@ -240,7 +240,7 @@
     <w:r>
       <w:tab/>
       <w:tab/>
-      <w:t>2025-06-28</w:t>
+      <w:t>2025-06-29</w:t>
       <w:br/>
       <w:br/>
     </w:r>

--- a/tillsyn/A 60847-2024 tillsynsbegäran.docx
+++ b/tillsyn/A 60847-2024 tillsynsbegäran.docx
@@ -240,7 +240,7 @@
     <w:r>
       <w:tab/>
       <w:tab/>
-      <w:t>2025-06-29</w:t>
+      <w:t>2025-06-30</w:t>
       <w:br/>
       <w:br/>
     </w:r>

--- a/tillsyn/A 60847-2024 tillsynsbegäran.docx
+++ b/tillsyn/A 60847-2024 tillsynsbegäran.docx
@@ -240,7 +240,7 @@
     <w:r>
       <w:tab/>
       <w:tab/>
-      <w:t>2025-06-30</w:t>
+      <w:t>2025-07-01</w:t>
       <w:br/>
       <w:br/>
     </w:r>

--- a/tillsyn/A 60847-2024 tillsynsbegäran.docx
+++ b/tillsyn/A 60847-2024 tillsynsbegäran.docx
@@ -240,7 +240,7 @@
     <w:r>
       <w:tab/>
       <w:tab/>
-      <w:t>2025-07-01</w:t>
+      <w:t>2025-07-02</w:t>
       <w:br/>
       <w:br/>
     </w:r>

--- a/tillsyn/A 60847-2024 tillsynsbegäran.docx
+++ b/tillsyn/A 60847-2024 tillsynsbegäran.docx
@@ -240,7 +240,7 @@
     <w:r>
       <w:tab/>
       <w:tab/>
-      <w:t>2025-07-02</w:t>
+      <w:t>2025-07-03</w:t>
       <w:br/>
       <w:br/>
     </w:r>

--- a/tillsyn/A 60847-2024 tillsynsbegäran.docx
+++ b/tillsyn/A 60847-2024 tillsynsbegäran.docx
@@ -240,7 +240,7 @@
     <w:r>
       <w:tab/>
       <w:tab/>
-      <w:t>2025-07-03</w:t>
+      <w:t>2025-07-04</w:t>
       <w:br/>
       <w:br/>
     </w:r>

--- a/tillsyn/A 60847-2024 tillsynsbegäran.docx
+++ b/tillsyn/A 60847-2024 tillsynsbegäran.docx
@@ -240,7 +240,7 @@
     <w:r>
       <w:tab/>
       <w:tab/>
-      <w:t>2025-07-04</w:t>
+      <w:t>2025-07-05</w:t>
       <w:br/>
       <w:br/>
     </w:r>

--- a/tillsyn/A 60847-2024 tillsynsbegäran.docx
+++ b/tillsyn/A 60847-2024 tillsynsbegäran.docx
@@ -240,7 +240,7 @@
     <w:r>
       <w:tab/>
       <w:tab/>
-      <w:t>2025-07-05</w:t>
+      <w:t>2025-07-06</w:t>
       <w:br/>
       <w:br/>
     </w:r>

--- a/tillsyn/A 60847-2024 tillsynsbegäran.docx
+++ b/tillsyn/A 60847-2024 tillsynsbegäran.docx
@@ -240,7 +240,7 @@
     <w:r>
       <w:tab/>
       <w:tab/>
-      <w:t>2025-07-06</w:t>
+      <w:t>2025-07-07</w:t>
       <w:br/>
       <w:br/>
     </w:r>

--- a/tillsyn/A 60847-2024 tillsynsbegäran.docx
+++ b/tillsyn/A 60847-2024 tillsynsbegäran.docx
@@ -240,7 +240,7 @@
     <w:r>
       <w:tab/>
       <w:tab/>
-      <w:t>2025-07-07</w:t>
+      <w:t>2025-07-08</w:t>
       <w:br/>
       <w:br/>
     </w:r>

--- a/tillsyn/A 60847-2024 tillsynsbegäran.docx
+++ b/tillsyn/A 60847-2024 tillsynsbegäran.docx
@@ -240,7 +240,7 @@
     <w:r>
       <w:tab/>
       <w:tab/>
-      <w:t>2025-07-08</w:t>
+      <w:t>2025-07-09</w:t>
       <w:br/>
       <w:br/>
     </w:r>

--- a/tillsyn/A 60847-2024 tillsynsbegäran.docx
+++ b/tillsyn/A 60847-2024 tillsynsbegäran.docx
@@ -240,7 +240,7 @@
     <w:r>
       <w:tab/>
       <w:tab/>
-      <w:t>2025-07-09</w:t>
+      <w:t>2025-07-11</w:t>
       <w:br/>
       <w:br/>
     </w:r>

--- a/tillsyn/A 60847-2024 tillsynsbegäran.docx
+++ b/tillsyn/A 60847-2024 tillsynsbegäran.docx
@@ -240,7 +240,7 @@
     <w:r>
       <w:tab/>
       <w:tab/>
-      <w:t>2025-07-11</w:t>
+      <w:t>2025-07-12</w:t>
       <w:br/>
       <w:br/>
     </w:r>

--- a/tillsyn/A 60847-2024 tillsynsbegäran.docx
+++ b/tillsyn/A 60847-2024 tillsynsbegäran.docx
@@ -240,7 +240,7 @@
     <w:r>
       <w:tab/>
       <w:tab/>
-      <w:t>2025-07-12</w:t>
+      <w:t>2025-07-13</w:t>
       <w:br/>
       <w:br/>
     </w:r>

--- a/tillsyn/A 60847-2024 tillsynsbegäran.docx
+++ b/tillsyn/A 60847-2024 tillsynsbegäran.docx
@@ -240,7 +240,7 @@
     <w:r>
       <w:tab/>
       <w:tab/>
-      <w:t>2025-07-13</w:t>
+      <w:t>2025-07-14</w:t>
       <w:br/>
       <w:br/>
     </w:r>

--- a/tillsyn/A 60847-2024 tillsynsbegäran.docx
+++ b/tillsyn/A 60847-2024 tillsynsbegäran.docx
@@ -240,7 +240,7 @@
     <w:r>
       <w:tab/>
       <w:tab/>
-      <w:t>2025-08-06</w:t>
+      <w:t>2025-08-09</w:t>
       <w:br/>
       <w:br/>
     </w:r>
